--- a/要求.docx
+++ b/要求.docx
@@ -211,8 +211,6 @@
       <w:pPr>
         <w:ind w:left="420"/>
       </w:pPr>
-      <w:bookmarkStart w:id="0" w:name="_GoBack"/>
-      <w:bookmarkEnd w:id="0"/>
     </w:p>
     <w:p/>
     <w:p>
@@ -306,6 +304,8 @@
         </w:rPr>
         <w:t>匹配，确定后续相机的位姿，然后继续求取公视新特征点的统一坐标系的三维位置；</w:t>
       </w:r>
+      <w:bookmarkStart w:id="0" w:name="_GoBack"/>
+      <w:bookmarkEnd w:id="0"/>
     </w:p>
     <w:p>
       <w:pPr>
@@ -699,7 +699,7 @@
     <w:lsdException w:uiPriority="99" w:name="footnote text"/>
     <w:lsdException w:uiPriority="99" w:name="annotation text"/>
     <w:lsdException w:qFormat="1" w:uiPriority="99" w:semiHidden="0" w:name="header"/>
-    <w:lsdException w:uiPriority="99" w:semiHidden="0" w:name="footer"/>
+    <w:lsdException w:qFormat="1" w:uiPriority="99" w:semiHidden="0" w:name="footer"/>
     <w:lsdException w:uiPriority="99" w:name="index heading"/>
     <w:lsdException w:qFormat="1" w:uiPriority="35" w:name="caption"/>
     <w:lsdException w:uiPriority="99" w:name="table of figures"/>
@@ -732,7 +732,7 @@
     <w:lsdException w:qFormat="1" w:unhideWhenUsed="0" w:uiPriority="10" w:semiHidden="0" w:name="Title"/>
     <w:lsdException w:uiPriority="99" w:name="Closing"/>
     <w:lsdException w:uiPriority="99" w:name="Signature"/>
-    <w:lsdException w:uiPriority="1" w:name="Default Paragraph Font"/>
+    <w:lsdException w:qFormat="1" w:uiPriority="1" w:name="Default Paragraph Font"/>
     <w:lsdException w:uiPriority="99" w:name="Body Text"/>
     <w:lsdException w:uiPriority="99" w:name="Body Text Indent"/>
     <w:lsdException w:uiPriority="99" w:name="List Continue"/>
@@ -770,7 +770,7 @@
     <w:lsdException w:uiPriority="99" w:name="HTML Sample"/>
     <w:lsdException w:uiPriority="99" w:name="HTML Typewriter"/>
     <w:lsdException w:uiPriority="99" w:name="HTML Variable"/>
-    <w:lsdException w:uiPriority="99" w:name="Normal Table"/>
+    <w:lsdException w:qFormat="1" w:uiPriority="99" w:name="Normal Table"/>
     <w:lsdException w:uiPriority="99" w:name="annotation subject"/>
     <w:lsdException w:uiPriority="99" w:name="Table Simple 1"/>
     <w:lsdException w:uiPriority="99" w:name="Table Simple 2"/>
@@ -937,12 +937,14 @@
     <w:name w:val="Default Paragraph Font"/>
     <w:semiHidden/>
     <w:unhideWhenUsed/>
+    <w:qFormat/>
     <w:uiPriority w:val="1"/>
   </w:style>
   <w:style w:type="table" w:default="1" w:styleId="4">
     <w:name w:val="Normal Table"/>
     <w:semiHidden/>
     <w:unhideWhenUsed/>
+    <w:qFormat/>
     <w:uiPriority w:val="99"/>
     <w:tblPr>
       <w:tblCellMar>
@@ -958,6 +960,7 @@
     <w:basedOn w:val="1"/>
     <w:link w:val="7"/>
     <w:unhideWhenUsed/>
+    <w:qFormat/>
     <w:uiPriority w:val="99"/>
     <w:pPr>
       <w:tabs>
@@ -999,6 +1002,7 @@
     <w:name w:val="页眉 字符"/>
     <w:basedOn w:val="5"/>
     <w:link w:val="3"/>
+    <w:qFormat/>
     <w:uiPriority w:val="99"/>
     <w:rPr>
       <w:sz w:val="18"/>
@@ -1009,6 +1013,7 @@
     <w:name w:val="页脚 字符"/>
     <w:basedOn w:val="5"/>
     <w:link w:val="2"/>
+    <w:qFormat/>
     <w:uiPriority w:val="99"/>
     <w:rPr>
       <w:sz w:val="18"/>
@@ -1283,7 +1288,7 @@
 </file>
 
 <file path=customXml/item1.xml><?xml version="1.0" encoding="utf-8"?>
-<b:Sources xmlns:b="http://schemas.openxmlformats.org/officeDocument/2006/bibliography" xmlns="http://schemas.openxmlformats.org/officeDocument/2006/bibliography" SelectedStyle="\APASixthEditionOfficeOnline.xsl" StyleName="APA" Version="6"/>
+<b:Sources xmlns:b="http://schemas.openxmlformats.org/officeDocument/2006/bibliography" xmlns="http://schemas.openxmlformats.org/officeDocument/2006/bibliography" SelectedStyle="\APASixthEditionOfficeOnline.xsl" Version="6" StyleName="APA"/>
 </file>
 
 <file path=customXml/itemProps1.xml><?xml version="1.0" encoding="utf-8"?>
